--- a/доклад/report/report.docx
+++ b/доклад/report/report.docx
@@ -1343,7 +1343,7 @@
       <w:r>
         <w:drawing>
           <wp:inline>
-            <wp:extent cx="3208020" cy="1424940"/>
+            <wp:extent cx="3810000" cy="2540000"/>
             <wp:effectExtent b="0" l="0" r="0" t="0"/>
             <wp:docPr descr="Рис. 5: Cписок доступа к файлу в Linux" title="" id="50" name="Picture"/>
             <a:graphic>
@@ -1364,7 +1364,7 @@
                   <pic:spPr bwMode="auto">
                     <a:xfrm>
                       <a:off x="0" y="0"/>
-                      <a:ext cx="3208020" cy="1424940"/>
+                      <a:ext cx="3810000" cy="2540000"/>
                     </a:xfrm>
                     <a:prstGeom prst="rect">
                       <a:avLst/>
